--- a/測試數據作圖產生器_簡易手冊.docx
+++ b/測試數據作圖產生器_簡易手冊.docx
@@ -83,7 +83,7 @@
           <w:b w:val="0"/>
           <w:sz w:val="21"/>
         </w:rPr>
-        <w:t xml:space="preserve">按「📂 選擇CSV／TXT／FCD檔案(可多選)」，選取 1～6 個檔案。  </w:t>
+        <w:t>按「📂 選擇CSV／TXT／FCD檔案(可多選)」，選取要畫的檔案（最多 6 個）。</w:t>
       </w:r>
     </w:p>
     <w:p>
@@ -121,7 +121,7 @@
           <w:b w:val="0"/>
           <w:sz w:val="21"/>
         </w:rPr>
-        <w:t xml:space="preserve">比較檔案：再點一次檔案按鈕改選多個檔案，每個「檔案 × 欄位」就是一條曲線，  </w:t>
+        <w:t>檔案可累積加入：出圖後再按一次按鈕選其他檔案，會直接加到畫面上，不會取代先前的檔案；畫面上方每個檔案右邊的 ✕ 可單獨移除，右側「🗑️ 清除全部」可一次清空。</w:t>
       </w:r>
     </w:p>
     <w:p>
@@ -134,6 +134,14 @@
           <w:sz w:val="21"/>
         </w:rPr>
         <w:t xml:space="preserve">　　圖例會顯示「檔名：欄名」。</w:t>
+      </w:r>
+    </w:p>
+    <w:p>
+      <w:r>
+        <w:rPr>
+          <w:sz w:val="21"/>
+        </w:rPr>
+        <w:t>想比較多個批次：每個「檔案 × 欄位」就是一條曲線，圖例顯示「檔名：欄名」；重複加入同一檔會自動略過。</w:t>
       </w:r>
     </w:p>
     <w:p>

--- a/測試數據作圖產生器_簡易手冊.docx
+++ b/測試數據作圖產生器_簡易手冊.docx
@@ -27,7 +27,7 @@
           <w:color w:val="8E8E93"/>
           <w:sz w:val="21"/>
         </w:rPr>
-        <w:t>v2.7（2026-10-15）　|　3 分鐘上手</w:t>
+        <w:t>v3.0（2026-10-20）　|　3 分鐘上手</w:t>
       </w:r>
     </w:p>
     <w:p>
@@ -505,6 +505,32 @@
           <w:b w:val="0"/>
           <w:sz w:val="21"/>
         </w:rPr>
+        <w:t xml:space="preserve">十字準線：左上角「☑ 十字準線」可開關；滑鼠移過圖表會顯示垂直追蹤線，資料量大時關掉可明顯減少卡頓。</w:t>
+      </w:r>
+    </w:p>
+    <w:p>
+      <w:pPr>
+        <w:pStyle w:val="ListBullet"/>
+        <w:spacing w:after="80" w:before="0"/>
+      </w:pPr>
+      <w:r>
+        <w:rPr>
+          <w:b w:val="0"/>
+          <w:sz w:val="21"/>
+        </w:rPr>
+        <w:t xml:space="preserve">取樣：左上角「⏱ 取樣」可依時間區間取平均（1 秒／1 分／10 分／30 分／1 小時）；40 萬點的檔案用 1 分以上會順很多，預設是 1 秒（原始資料）。</w:t>
+      </w:r>
+    </w:p>
+    <w:p>
+      <w:pPr>
+        <w:pStyle w:val="ListBullet"/>
+        <w:spacing w:after="80" w:before="0"/>
+      </w:pPr>
+      <w:r>
+        <w:rPr>
+          <w:b w:val="0"/>
+          <w:sz w:val="21"/>
+        </w:rPr>
         <w:t xml:space="preserve">個別圖排序／刪除：圖標題左側「⠿」可拖曳排序，右側「⋯」可刪除該圖。  </w:t>
       </w:r>
     </w:p>

--- a/測試數據作圖產生器_簡易手冊.docx
+++ b/測試數據作圖產生器_簡易手冊.docx
@@ -27,7 +27,7 @@
           <w:color w:val="8E8E93"/>
           <w:sz w:val="21"/>
         </w:rPr>
-        <w:t>v3.0（2026-10-20）　|　3 分鐘上手</w:t>
+        <w:t>v3.1（2026-10-20）　|　3 分鐘上手</w:t>
       </w:r>
     </w:p>
     <w:p>
@@ -408,6 +408,36 @@
                 <w:sz w:val="19"/>
               </w:rPr>
               <w:t>開 Plotline 讀值，表格的「前-後(V)」「前-後(mV)」就是第一條減第二條曲線的差距。</w:t>
+            </w:r>
+          </w:p>
+        </w:tc>
+      </w:tr>
+      <w:tr>
+        <w:tc>
+          <w:tcPr>
+            <w:tcW w:type="dxa" w:w="4873"/>
+          </w:tcPr>
+          <w:p>
+            <w:r>
+              <w:rPr>
+                <w:rFonts w:ascii="Microsoft JhengHei" w:hAnsi="Microsoft JhengHei" w:eastAsia="Microsoft JhengHei"/>
+                <w:sz w:val="19"/>
+              </w:rPr>
+              <w:t>想改已選好的欄位？</w:t>
+            </w:r>
+          </w:p>
+        </w:tc>
+        <w:tc>
+          <w:tcPr>
+            <w:tcW w:type="dxa" w:w="4873"/>
+          </w:tcPr>
+          <w:p>
+            <w:r>
+              <w:rPr>
+                <w:rFonts w:ascii="Microsoft JhengHei" w:hAnsi="Microsoft JhengHei" w:eastAsia="Microsoft JhengHei"/>
+                <w:sz w:val="19"/>
+              </w:rPr>
+              <w:t>點畫面上方「已載入檔案」清單的檔名（或檔名右側 ⚙），欄位面板會重新跳出並勾回目前的欄位；增減後按「✓ 確認選擇」重畫，按「取消」維持原圖。</w:t>
             </w:r>
           </w:p>
         </w:tc>

--- a/測試數據作圖產生器_簡易手冊.docx
+++ b/測試數據作圖產生器_簡易手冊.docx
@@ -27,7 +27,7 @@
           <w:color w:val="8E8E93"/>
           <w:sz w:val="21"/>
         </w:rPr>
-        <w:t>v3.1（2026-10-20）　|　3 分鐘上手</w:t>
+        <w:t>v3.3（2026-10-20）　|　3 分鐘上手</w:t>
       </w:r>
     </w:p>
     <w:p>
@@ -438,6 +438,126 @@
                 <w:sz w:val="19"/>
               </w:rPr>
               <w:t>點畫面上方「已載入檔案」清單的檔名（或檔名右側 ⚙），欄位面板會重新跳出並勾回目前的欄位；增減後按「✓ 確認選擇」重畫，按「取消」維持原圖。</w:t>
+            </w:r>
+          </w:p>
+        </w:tc>
+      </w:tr>
+      <w:tr>
+        <w:tc>
+          <w:tcPr>
+            <w:tcW w:type="dxa" w:w="4873"/>
+          </w:tcPr>
+          <w:p>
+            <w:r>
+              <w:rPr>
+                <w:rFonts w:ascii="Microsoft JhengHei" w:hAnsi="Microsoft JhengHei" w:eastAsia="Microsoft JhengHei"/>
+                <w:sz w:val="19"/>
+              </w:rPr>
+              <w:t>想一次看所有欄位的斜率？</w:t>
+            </w:r>
+          </w:p>
+        </w:tc>
+        <w:tc>
+          <w:tcPr>
+            <w:tcW w:type="dxa" w:w="4873"/>
+          </w:tcPr>
+          <w:p>
+            <w:r>
+              <w:rPr>
+                <w:rFonts w:ascii="Microsoft JhengHei" w:hAnsi="Microsoft JhengHei" w:eastAsia="Microsoft JhengHei"/>
+                <w:sz w:val="19"/>
+              </w:rPr>
+              <w:t>點折線圖下方的「📈 全部斜率」，會列出序號／欄位／斜率／截距／R²／資料點數的對齊表格；個別圖的「📈 斜率」也是表格。</w:t>
+            </w:r>
+          </w:p>
+        </w:tc>
+      </w:tr>
+      <w:tr>
+        <w:tc>
+          <w:tcPr>
+            <w:tcW w:type="dxa" w:w="4873"/>
+          </w:tcPr>
+          <w:p>
+            <w:r>
+              <w:rPr>
+                <w:rFonts w:ascii="Microsoft JhengHei" w:hAnsi="Microsoft JhengHei" w:eastAsia="Microsoft JhengHei"/>
+                <w:sz w:val="19"/>
+              </w:rPr>
+              <w:t>想一次選同一單位的所有欄位？</w:t>
+            </w:r>
+          </w:p>
+        </w:tc>
+        <w:tc>
+          <w:tcPr>
+            <w:tcW w:type="dxa" w:w="4873"/>
+          </w:tcPr>
+          <w:p>
+            <w:r>
+              <w:rPr>
+                <w:rFonts w:ascii="Microsoft JhengHei" w:hAnsi="Microsoft JhengHei" w:eastAsia="Microsoft JhengHei"/>
+                <w:sz w:val="19"/>
+              </w:rPr>
+              <w:t>欄位面板會依名稱尾端單位分組（NLPM／kPa／℃…），點該組前面的核選方塊即可一次勾選／取消整組，右側會顯示已選／總數。</w:t>
+            </w:r>
+          </w:p>
+        </w:tc>
+      </w:tr>
+      <w:tr>
+        <w:tc>
+          <w:tcPr>
+            <w:tcW w:type="dxa" w:w="4873"/>
+          </w:tcPr>
+          <w:p>
+            <w:r>
+              <w:rPr>
+                <w:rFonts w:ascii="Microsoft JhengHei" w:hAnsi="Microsoft JhengHei" w:eastAsia="Microsoft JhengHei"/>
+                <w:sz w:val="19"/>
+              </w:rPr>
+              <w:t>面板看起來太擠？</w:t>
+            </w:r>
+          </w:p>
+        </w:tc>
+        <w:tc>
+          <w:tcPr>
+            <w:tcW w:type="dxa" w:w="4873"/>
+          </w:tcPr>
+          <w:p>
+            <w:r>
+              <w:rPr>
+                <w:rFonts w:ascii="Microsoft JhengHei" w:hAnsi="Microsoft JhengHei" w:eastAsia="Microsoft JhengHei"/>
+                <w:sz w:val="19"/>
+              </w:rPr>
+              <w:t>欄位面板會依名稱尾端單位分組（NLPM／kPa／℃…），同一單位只有一組；點該組前面的核選方塊即可一次勾選／取消整組。欄位以「直行橫列」排列，先由上往下填滿一欄再往右換欄，核選方塊整齊對正。</w:t>
+            </w:r>
+          </w:p>
+        </w:tc>
+      </w:tr>
+      <w:tr>
+        <w:tc>
+          <w:tcPr>
+            <w:tcW w:type="dxa" w:w="4873"/>
+          </w:tcPr>
+          <w:p>
+            <w:r>
+              <w:rPr>
+                <w:rFonts w:ascii="Microsoft JhengHei" w:hAnsi="Microsoft JhengHei" w:eastAsia="Microsoft JhengHei"/>
+                <w:sz w:val="19"/>
+              </w:rPr>
+              <w:t>分類的排列順序？</w:t>
+            </w:r>
+          </w:p>
+        </w:tc>
+        <w:tc>
+          <w:tcPr>
+            <w:tcW w:type="dxa" w:w="4873"/>
+          </w:tcPr>
+          <w:p>
+            <w:r>
+              <w:rPr>
+                <w:rFonts w:ascii="Microsoft JhengHei" w:hAnsi="Microsoft JhengHei" w:eastAsia="Microsoft JhengHei"/>
+                <w:sz w:val="19"/>
+              </w:rPr>
+              <w:t>符號（℃、%…）→ 數字 → 字母 A→Z；同一類別內維持檔案原本順序，面板上也有標示。</w:t>
             </w:r>
           </w:p>
         </w:tc>

--- a/測試數據作圖產生器_簡易手冊.docx
+++ b/測試數據作圖產生器_簡易手冊.docx
@@ -27,7 +27,7 @@
           <w:color w:val="8E8E93"/>
           <w:sz w:val="21"/>
         </w:rPr>
-        <w:t>v3.3（2026-10-20）　|　3 分鐘上手</w:t>
+        <w:t>v3.4（2026-10-20）　|　3 分鐘上手</w:t>
       </w:r>
     </w:p>
     <w:p>
@@ -562,6 +562,96 @@
           </w:p>
         </w:tc>
       </w:tr>
+      <w:tr>
+        <w:tc>
+          <w:tcPr>
+            <w:tcW w:type="dxa" w:w="4873"/>
+          </w:tcPr>
+          <w:p>
+            <w:r>
+              <w:rPr>
+                <w:rFonts w:ascii="Microsoft JhengHei" w:hAnsi="Microsoft JhengHei" w:eastAsia="Microsoft JhengHei"/>
+                <w:sz w:val="19"/>
+              </w:rPr>
+              <w:t>IV 曲線可以用 Excel 嗎？</w:t>
+            </w:r>
+          </w:p>
+        </w:tc>
+        <w:tc>
+          <w:tcPr>
+            <w:tcW w:type="dxa" w:w="4873"/>
+          </w:tcPr>
+          <w:p>
+            <w:r>
+              <w:rPr>
+                <w:rFonts w:ascii="Microsoft JhengHei" w:hAnsi="Microsoft JhengHei" w:eastAsia="Microsoft JhengHei"/>
+                <w:sz w:val="19"/>
+              </w:rPr>
+              <w:t>可以。⚡「選擇IV曲線的CSV／TXT／FCD／Excel檔案」直接選 .xlsx 即可，瀏覽器內直接解析、不需安裝軟體；舊版 .xls 請先另存為 .xlsx。</w:t>
+            </w:r>
+          </w:p>
+        </w:tc>
+      </w:tr>
+      <w:tr>
+        <w:tc>
+          <w:tcPr>
+            <w:tcW w:type="dxa" w:w="4873"/>
+          </w:tcPr>
+          <w:p>
+            <w:r>
+              <w:rPr>
+                <w:rFonts w:ascii="Microsoft JhengHei" w:hAnsi="Microsoft JhengHei" w:eastAsia="Microsoft JhengHei"/>
+                <w:sz w:val="19"/>
+              </w:rPr>
+              <w:t>IV 讀值表的功率要用哪一條曲線？</w:t>
+            </w:r>
+          </w:p>
+        </w:tc>
+        <w:tc>
+          <w:tcPr>
+            <w:tcW w:type="dxa" w:w="4873"/>
+          </w:tcPr>
+          <w:p>
+            <w:r>
+              <w:rPr>
+                <w:rFonts w:ascii="Microsoft JhengHei" w:hAnsi="Microsoft JhengHei" w:eastAsia="Microsoft JhengHei"/>
+                <w:sz w:val="19"/>
+              </w:rPr>
+              <w:t>IV 選項列的「P (W) 來源」可選；欄標會顯示來源曲線名稱（如「P (W) 55度IV」），切換後已讀出的紀錄會一併重算。</w:t>
+            </w:r>
+          </w:p>
+        </w:tc>
+      </w:tr>
+      <w:tr>
+        <w:tc>
+          <w:tcPr>
+            <w:tcW w:type="dxa" w:w="4873"/>
+          </w:tcPr>
+          <w:p>
+            <w:r>
+              <w:rPr>
+                <w:rFonts w:ascii="Microsoft JhengHei" w:hAnsi="Microsoft JhengHei" w:eastAsia="Microsoft JhengHei"/>
+                <w:sz w:val="19"/>
+              </w:rPr>
+              <w:t>想固定圖表的刻度間隔？</w:t>
+            </w:r>
+          </w:p>
+        </w:tc>
+        <w:tc>
+          <w:tcPr>
+            <w:tcW w:type="dxa" w:w="4873"/>
+          </w:tcPr>
+          <w:p>
+            <w:r>
+              <w:rPr>
+                <w:rFonts w:ascii="Microsoft JhengHei" w:hAnsi="Microsoft JhengHei" w:eastAsia="Microsoft JhengHei"/>
+                <w:sz w:val="19"/>
+              </w:rPr>
+              <w:t>雙擊座標軸後在「刻度間隔」輸入數值（例如 0.5），畫面就會每 0.5 一格，不會被自動跳格改成 1。</w:t>
+            </w:r>
+          </w:p>
+        </w:tc>
+      </w:tr>
     </w:tbl>
     <w:p/>
     <w:p>
